--- a/Report/Report.docx
+++ b/Report/Report.docx
@@ -419,6 +419,7 @@
         <w:pStyle w:val="Heading1"/>
       </w:pPr>
       <w:r>
+        <w:lastRenderedPageBreak/>
         <w:t xml:space="preserve">Defined </w:t>
       </w:r>
       <w:r>
@@ -493,7 +494,7 @@
           <w:spacing w:val="-1"/>
           <w:lang w:val="x-none" w:eastAsia="x-none"/>
         </w:rPr>
-        <w:t>The main goal of this project is to develop a language correction model, like Grammarly, grammar corrector for Microsoft Word or Google Docs. However, the difference is that the language correction model takes into account the native language of the speaker and provides a model trained specifically for them. This means that the provided correction for a similar mistake might differ, depending on the native language of the user. However, we are not building a language correction model from scratch as we do not have the computational power for it. We are taking an already existing model and altering it, so it could provide a personalized correction for a group of native language speakers.</w:t>
+        <w:t>The main goal of this project is to develop a language correction model, like Grammarly, grammar corrector for Microsoft Word or Google Docs. However, the difference is that the language correction model takes into account the native language of the speaker and provides a grammar correction model trained specifically for them. This means that the provided correction for a similar mistake might differ, depending on the native language of the user. However, we are not building a language correction model from scratch as we do not have the computational power for it. We are taking an already existing model and altering it, so it could provide a personalized correction for a group of native language speakers.</w:t>
       </w:r>
     </w:p>
     <w:p>
@@ -527,7 +528,50 @@
           <w:spacing w:val="-1"/>
           <w:lang w:val="x-none" w:eastAsia="x-none"/>
         </w:rPr>
-        <w:t>A secondary goal of our project is to apply the model. For that a simple website will be built, where the user can choose between a few languages and depending on the language selection, a specific model will be provided. The model will then correct the inputted sentence and ideally mark the made errors.</w:t>
+        <w:t>Our model will be considered successful if it achieves a validation and training loss low enough to have a good performance. Specifically, we aim for both of these metrics to decrease by at least 30% from the initial levels during model training and for them to be very close in value. This will indicate that the model is tuned correctly for correcting errors without overfitting or underfitting. Additionally, this success will also be demonstrated by the difference between corrections provided by each of the models, as their underlying identified error patterns specific to Spanish and Chinese native speakers, are different. This approach will make sure that the models are correctly adapted and can provide language-specific corrections.</w:t>
+      </w:r>
+    </w:p>
+    <w:p>
+      <w:pPr>
+        <w:pStyle w:val="Heading1"/>
+        <w:numPr>
+          <w:ilvl w:val="0"/>
+          <w:numId w:val="0"/>
+        </w:numPr>
+        <w:jc w:val="both"/>
+        <w:rPr>
+          <w:smallCaps w:val="0"/>
+          <w:noProof w:val="0"/>
+          <w:spacing w:val="-1"/>
+          <w:lang w:val="x-none" w:eastAsia="x-none"/>
+        </w:rPr>
+      </w:pPr>
+      <w:r>
+        <w:rPr>
+          <w:smallCaps w:val="0"/>
+          <w:noProof w:val="0"/>
+          <w:spacing w:val="-1"/>
+          <w:lang w:val="x-none" w:eastAsia="x-none"/>
+        </w:rPr>
+        <w:tab/>
+      </w:r>
+      <w:r>
+        <w:rPr>
+          <w:smallCaps w:val="0"/>
+          <w:noProof w:val="0"/>
+          <w:spacing w:val="-1"/>
+          <w:lang w:val="x-none" w:eastAsia="x-none"/>
+        </w:rPr>
+        <w:t>A secondary goal of our project is to apply the model. For that a simple website will be built, where the user can choose between a few languages and depending on the language selection, a specific model will be provided. The model will then correct the inputted sentence and ideally mark the made errors. Achieving this will add to the project’s success by making the model usable and showing its capabilities in an interactive way. In addition, the display of analyzed mistakes would make the users understand the types and patterns of errors, providing them with valuable insights.</w:t>
+      </w:r>
+      <w:r>
+        <w:rPr>
+          <w:smallCaps w:val="0"/>
+          <w:noProof w:val="0"/>
+          <w:spacing w:val="-1"/>
+          <w:lang w:val="x-none" w:eastAsia="x-none"/>
+        </w:rPr>
+        <w:t>.</w:t>
       </w:r>
     </w:p>
     <w:p>
@@ -631,34 +675,31 @@
         <w:pStyle w:val="BodyText"/>
       </w:pPr>
       <w:r>
-        <w:t xml:space="preserve">During our data manipulation process, we were attentive to several ethical aspects to ensure our project met high standards of integrity. Starting with a dataset of 80,000 entries containing users' native language, language proficiency, and written text, we took steps to protect user privacy and adhere to ethical guidelines regarding human subject data [3]. This involved removing special characters, emoticons, sentences shorter than three sentences, empty text entries, and non-English sentences, thereby anonymizing the data as much as possible and eliminating potentially sensitive information. </w:t>
-      </w:r>
+        <w:t>During our data manipulation process, we were attentive to several ethical aspects to ensure our project met high standards of integrity. Starting with a dataset of 80,000 entries containing users' native language, language proficiency, and written text, we took steps to protect user privacy and adhere to ethical guidelines regarding human subject data [3]. This involved removing special characters, emoticons, sentences shorter than three sentences, empty text entries, and non-English sentences, thereby anonymizing the data as much as possible and eliminating potentially sensitive information. This also allowed us to level the playing field for over-represented and under-represented languages by volume.</w:t>
+      </w:r>
+    </w:p>
+    <w:p>
+      <w:pPr>
+        <w:pStyle w:val="BodyText"/>
+      </w:pPr>
+      <w:r>
+        <w:t>We recognized the potential for bias in our dataset [4]. We selected the two languages with the most data—Spanish, and Chinese (Mandarin). This allows us to get a broad overview of the types of grammatical mistakes made by non-native English speakers. However, we were conscious that focusing on these languages alone might overrepresent certain groups. To address this, we documented our data sources and preprocessing steps thoroughly to maintain transparency and allow for scrutiny of our methods.</w:t>
+      </w:r>
+    </w:p>
+    <w:p>
+      <w:pPr>
+        <w:pStyle w:val="BodyText"/>
+      </w:pPr>
+      <w:r>
+        <w:t>Moreover, we employed methods such as part-of-speech (POS) tagging and error frequency analysis to understand and classify error patterns without attributing them to inherent deficiencies in any language group, thus avoiding the reinforcement of negative stereotypes [5]. Our extraction methods—based on relative frequencies, error-prone POS-tag sequences, and error positions—were designed to enhance the model's ability to provide accurate corrections and helpful feedback, ensuring fairness and inclusivity in our approach.</w:t>
+      </w:r>
+    </w:p>
+    <w:p>
+      <w:pPr>
+        <w:pStyle w:val="Heading1"/>
+      </w:pPr>
       <w:r>
         <w:lastRenderedPageBreak/>
-        <w:t>This also allowed us to level the playing field for over-represented and under-represented languages by volume.</w:t>
-      </w:r>
-    </w:p>
-    <w:p>
-      <w:pPr>
-        <w:pStyle w:val="BodyText"/>
-      </w:pPr>
-      <w:r>
-        <w:t>We recognized the potential for bias in our dataset [4]. We selected the two languages with the most data—Spanish, and Chinese (Mandarin). This allows us to get a broad overview of the types of grammatical mistakes made by non-native English speakers. However, we were conscious that focusing on these languages alone might overrepresent certain groups. To address this, we documented our data sources and preprocessing steps thoroughly to maintain transparency and allow for scrutiny of our methods.</w:t>
-      </w:r>
-    </w:p>
-    <w:p>
-      <w:pPr>
-        <w:pStyle w:val="BodyText"/>
-      </w:pPr>
-      <w:r>
-        <w:t>Moreover, we employed methods such as part-of-speech (POS) tagging and error frequency analysis to understand and classify error patterns without attributing them to inherent deficiencies in any language group, thus avoiding the reinforcement of negative stereotypes [5]. Our extraction methods—based on relative frequencies, error-prone POS-tag sequences, and error positions—were designed to enhance the model's ability to provide accurate corrections and helpful feedback, ensuring fairness and inclusivity in our approach.</w:t>
-      </w:r>
-    </w:p>
-    <w:p>
-      <w:pPr>
-        <w:pStyle w:val="Heading1"/>
-      </w:pPr>
-      <w:r>
         <w:t>Method</w:t>
       </w:r>
     </w:p>
@@ -900,10 +941,7 @@
         <w:pStyle w:val="BodyText"/>
       </w:pPr>
       <w:r>
-        <w:t xml:space="preserve">Our initial native language specific dataset consisted of 80 thousand rows, where the native language, their language proficiency and written text were included. For the data preprocessing all special characters, emoticons, sentences </w:t>
-      </w:r>
-      <w:r>
-        <w:t>shorter than 3 words, empty text entries and non-English sentences were removed. These steps were taken, to exclude noisy data, remove sentences, such as “Hi there”, “I’m Alex”, etc., which do not provide us with valuable information, even if mistakes are made in these types of sentences and to only include sentences useful for an English language correction model. Afterwards, the data was filtered based on the native language of the writer. We selected two languages, Spanish and Chinese (Mandarin), which had the most rows, to get a broad overview of the types of mistakes. We corrected these text entries using a grammar correction found from Huggingface [6]. Following that, we ran a part-of-speech (POS) tagging algorithm on both the incorrect and correct text, which assigns each word with a tag, like ‘PRON’ for pronoun or ‘ADJ’ for adjective. Running it on both text columns allowed us to compare the POS-tags and determine the mistake types of the sentences. Following that we counted the errors, which was necessary for a relative frequency calculation. From here onwards we used three different methods to extract rows, which will be in detail described in the technical depth section, from a bigger dataset to later use for the training of our different models.</w:t>
+        <w:t>Our initial native language specific dataset consisted of 80 thousand rows, where the native language, their language proficiency and written text were included. For the data preprocessing all special characters, emoticons, sentences shorter than 3 words, empty text entries and non-English sentences were removed. These steps were taken, to exclude noisy data, remove sentences, such as “Hi there”, “I’m Alex”, etc., which do not provide us with valuable information, even if mistakes are made in these types of sentences and to only include sentences useful for an English language correction model. Afterwards, the data was filtered based on the native language of the writer. We selected two languages, Spanish and Chinese (Mandarin), which had the most rows, to get a broad overview of the types of mistakes. We corrected these text entries using a grammar correction found from Huggingface [6]. Following that, we ran a part-of-speech (POS) tagging algorithm on both the incorrect and correct text, which assigns each word with a tag, like ‘PRON’ for pronoun or ‘ADJ’ for adjective. Running it on both text columns allowed us to compare the POS-tags and determine the mistake types of the sentences. Following that we counted the errors, which was necessary for a relative frequency calculation. From here onwards we used three different methods to extract rows, which will be in detail described in the technical depth section, from a bigger dataset to later use for the training of our different models.</w:t>
       </w:r>
     </w:p>
     <w:p>
@@ -911,13 +949,7 @@
         <w:pStyle w:val="BodyText"/>
       </w:pPr>
       <w:r>
-        <w:t xml:space="preserve">The given dataset was too small and included very arbitrary conversations. Training a language correction model on that dataset would not have yielded good results. Therefore we needed a bigger dataset, that consisted of two columns, the text and its correction, which we found from Lang-8 Learner Corpora [7]. This dataset contained a large variety of sentences from people of many different nations learning mainly English and Japanese. We eliminated every </w:t>
-      </w:r>
-      <w:r>
-        <w:t>non-English</w:t>
-      </w:r>
-      <w:r>
-        <w:t xml:space="preserve"> sentence and some tags present in the corrected sentences. We believe that these tags symbolized the type mistake and a respectful correction made. To be certain, we emailed the creator of the dataset, but he was uncertain of what these tags represented. As a result we cannot be confident about their interpretation and have decided to eliminate these tags to avoid unwanted noise. Similarly to the smaller dataset, we also ran a POS-tagging algorithm, classified the errors and counted them. Now both of the datasets were ready for row extractions.</w:t>
+        <w:t>The given dataset was too small and included very arbitrary conversations. Training a language correction model on that dataset would not have yielded good results. Therefore we needed a bigger dataset, that consisted of two columns, the text and its correction, which we found from Lang-8 Learner Corpora [7]. This dataset contained a large variety of sentences from people of many different nations learning mainly English and Japanese. We eliminated every non-English sentence and some tags present in the corrected sentences. We believe that these tags symbolized the type mistake and a respectful correction made. To be certain, we emailed the creator of the dataset, but he was uncertain of what these tags represented. As a result we cannot be confident about their interpretation and have decided to eliminate these tags to avoid unwanted noise. Similarly to the smaller dataset, we also ran a POS-tagging algorithm, classified the errors and counted them. Now both of the datasets were ready for row extractions.</w:t>
       </w:r>
     </w:p>
     <w:p>
@@ -934,23 +966,7 @@
         <w:jc w:val="both"/>
       </w:pPr>
       <w:r>
-        <w:t xml:space="preserve">Building a model from the scratch, specifically for our needs is computationally too demanding and not feasible with the available options. Therefore, we decided on an approach where we fine tune an existing model built for natural language processing. Looking at existing models, primarily explored pretrained models like BERT, T5, and GECToR, which are suitable for grammar correction. BERT’s contextual understanding, T5’s versatility, and GECToR’s specialization in grammatical error correction made them ideal choices. BERT, being an encoder-only model, is proficient in understanding text but lacks the capability to generate corrected sentences, which is essential for our application [8]. GECToR, while tailored for grammatical error correction using an edit-based approach, is limited in producing comprehensive corrections and providing explanatory hints to learners [8]. We ultimately selected T5, an encoder-decoder model, because it excels in both understanding and generating text. Its text-to-text framework effectively handles the sequence-to-sequence nature of grammatical corrections. Training T5 on our dataset gives us the perfect sweet-spot between natural language processing </w:t>
-      </w:r>
-      <w:r>
-        <w:lastRenderedPageBreak/>
-        <w:t>for understanding, training and testing [8]. Within T5, there are several ‘classes’ of model robustness to choose from. We chose the t5-base model specifically because it strikes a balance between performance and computational efficiency, providing robust capabilities without the prohibitive computational costs associated with larger T5 variants [8].</w:t>
-      </w:r>
-      <w:r>
-        <w:t xml:space="preserve"> </w:t>
-      </w:r>
-      <w:r>
-        <w:t xml:space="preserve">In the Technical Depth </w:t>
-      </w:r>
-      <w:r>
-        <w:t>section,</w:t>
-      </w:r>
-      <w:r>
-        <w:t xml:space="preserve"> we will analyze the functioning of the model and its settings.</w:t>
+        <w:t>Building a model from the scratch, specifically for our needs is computationally too demanding and not feasible with the available options. Therefore, we decided on an approach where we fine tune an existing model built for natural language processing. Looking at existing models, primarily explored pretrained models like BERT, T5, and GECToR, which are suitable for grammar correction. BERT’s contextual understanding, T5’s versatility, and GECToR’s specialization in grammatical error correction made them ideal choices. BERT, being an encoder-only model, is proficient in understanding text but lacks the capability to generate corrected sentences, which is essential for our application [8]. GECToR, while tailored for grammatical error correction using an edit-based approach, is limited in producing comprehensive corrections and providing explanatory hints to learners [8]. We ultimately selected T5, an encoder-decoder model, because it excels in both understanding and generating text. Its text-to-text framework effectively handles the sequence-to-sequence nature of grammatical corrections. Training T5 on our dataset gives us the perfect sweet-spot between natural language processing for understanding, training and testing [8]. Within T5, there are several ‘classes’ of model robustness to choose from. We chose the t5-base model specifically because it strikes a balance between performance and computational efficiency, providing robust capabilities without the prohibitive computational costs associated with larger T5 variants [8]. In the Technical Depth section, we will analyze the functioning of the model and its settings.</w:t>
       </w:r>
     </w:p>
     <w:p>
@@ -987,13 +1003,11 @@
         <w:jc w:val="both"/>
       </w:pPr>
       <w:r>
-        <w:t xml:space="preserve">We performed data extraction from the bigger file in three different ways. Firstly, we extracted the rows from the bigger dataset based on the relative frequencies of the mistakes. This was a chosen method because it matches the error types per language and provides a good representation of the mistakes made by a specific language speaker. If the frequency was matched at a 90% confidence </w:t>
-      </w:r>
-      <w:r>
-        <w:t>interval,</w:t>
-      </w:r>
-      <w:r>
-        <w:t xml:space="preserve"> then the correct and incorrect text of that entry were saved separately and classified suitable to train a specific language model. Analyzing relative error frequencies lets us identify systematic mistakes that could come from speaking specific native languages, which differentiates the models to specific language groups from each other and improves its capability to adapt [</w:t>
+        <w:t xml:space="preserve">We performed data extraction from the bigger file in three different ways. Firstly, we extracted the rows from the bigger dataset based on the relative frequencies of the mistakes. This was a chosen method because it matches the error types per language and provides a good representation of the mistakes made by a specific language speaker. If the frequency was matched at a 90% confidence interval, then the correct and incorrect text of that entry were saved separately and </w:t>
+      </w:r>
+      <w:r>
+        <w:lastRenderedPageBreak/>
+        <w:t>classified suitable to train a specific language model. Analyzing relative error frequencies lets us identify systematic mistakes that could come from speaking specific native languages, which differentiates the models to specific language groups from each other and improves its capability to adapt [</w:t>
       </w:r>
       <w:r>
         <w:t>1</w:t>
@@ -1043,28 +1057,13 @@
         <w:jc w:val="both"/>
       </w:pPr>
       <w:r>
-        <w:t xml:space="preserve">For starters we chose the T5-base model because it has a moderate </w:t>
-      </w:r>
-      <w:r>
-        <w:t>number</w:t>
-      </w:r>
-      <w:r>
-        <w:t xml:space="preserve"> of parameters (220 million) and layers (12), instead of T5-small that has a lot less parameters (80 million) and layers (6) or T5-large that has too many parameters (770 million) and layers (24) [</w:t>
+        <w:t>For starters we chose the T5-base model because it has a moderate number of parameters (220 million) and layers (12), instead of T5-small that has a lot less parameters (80 million) and layers (6) or T5-large that has too many parameters (770 million) and layers (24) [</w:t>
       </w:r>
       <w:r>
         <w:t>9</w:t>
       </w:r>
       <w:r>
-        <w:t xml:space="preserve">]. This way we </w:t>
-      </w:r>
-      <w:r>
-        <w:t>can</w:t>
-      </w:r>
-      <w:r>
-        <w:t xml:space="preserve"> complete our task without having to spend too much time and </w:t>
-      </w:r>
-      <w:r>
-        <w:t>computational power that we, even though we used the university servers for this project, do not have.</w:t>
+        <w:t>]. This way we can complete our task without having to spend too much time and computational power that we, even though we used the university servers for this project, do not have.</w:t>
       </w:r>
     </w:p>
     <w:p>
@@ -1074,69 +1073,13 @@
         <w:jc w:val="both"/>
       </w:pPr>
       <w:r>
-        <w:t xml:space="preserve">For the correct training of the model we uploaded the </w:t>
-      </w:r>
-      <w:r>
-        <w:t>tailor-made</w:t>
-      </w:r>
-      <w:r>
-        <w:t xml:space="preserve"> dataset for the specific learner native language that we wanted to correct in a pandas data</w:t>
-      </w:r>
-      <w:r>
-        <w:t xml:space="preserve"> </w:t>
-      </w:r>
-      <w:r>
-        <w:t xml:space="preserve">frame. For T5-base to work we needed to make two specific modifications to this </w:t>
-      </w:r>
-      <w:r>
-        <w:t>data frame</w:t>
-      </w:r>
-      <w:r>
-        <w:t xml:space="preserve">: </w:t>
-      </w:r>
-      <w:r>
-        <w:t>firstly,</w:t>
-      </w:r>
-      <w:r>
-        <w:t xml:space="preserve"> we needed to have an input and target </w:t>
-      </w:r>
-      <w:r>
-        <w:t>column,</w:t>
-      </w:r>
-      <w:r>
-        <w:t xml:space="preserve"> so we changed the name of the columns accordingly, </w:t>
-      </w:r>
-      <w:r>
-        <w:t>secondly,</w:t>
-      </w:r>
-      <w:r>
-        <w:t xml:space="preserve"> we needed to add at the beginning of each input row the tag “grammar: “. This is done because T5 models </w:t>
-      </w:r>
-      <w:r>
-        <w:t>can</w:t>
-      </w:r>
-      <w:r>
-        <w:t xml:space="preserve"> perform multiple tasks like translation, using “translate English to Dutch: </w:t>
-      </w:r>
-      <w:proofErr w:type="gramStart"/>
-      <w:r>
-        <w:t>“ for</w:t>
-      </w:r>
-      <w:proofErr w:type="gramEnd"/>
-      <w:r>
-        <w:t xml:space="preserve"> example, and summarization, using "summarize: ", with a single model, and the unique prefix is used for each task so that the model knows which task to perform [1</w:t>
+        <w:t>For the correct training of the model we uploaded the tailor-made dataset for the specific learner native language that we wanted to correct in a pandas data frame. For T5-base to work we needed to make two specific modifications to this data frame: firstly, we needed to have an input and target column, so we changed the name of the columns accordingly, secondly, we needed to add at the beginning of each input row the tag “grammar: “. This is done because T5 models can perform multiple tasks like translation, using “translate English to Dutch: “ for example, and summarization, using "summarize: ", with a single model, and the unique prefix is used for each task so that the model knows which task to perform [1</w:t>
       </w:r>
       <w:r>
         <w:t>0</w:t>
       </w:r>
       <w:r>
-        <w:t xml:space="preserve">]. We then proceed to split the </w:t>
-      </w:r>
-      <w:r>
-        <w:t>data frame</w:t>
-      </w:r>
-      <w:r>
-        <w:t xml:space="preserve"> for training and evaluation.</w:t>
+        <w:t>]. We then proceed to split the data frame for training and evaluation.</w:t>
       </w:r>
     </w:p>
     <w:p>
@@ -1152,7 +1095,10 @@
         <w:t>0</w:t>
       </w:r>
       <w:r>
-        <w:t>]. We used a batch size of 4, as it was the largest number before encountering memory issues, we reduced the max input and output length to 32, the few sentences longer than this were truncated, and used only one epoch for not having too long training times. At the end of the training we saved each model using pickle for then being able to use it to generate corrections on the web app.</w:t>
+        <w:t xml:space="preserve">]. We used a batch size of 4, as it was the largest number before encountering memory issues, we reduced the max input and output length to 32, the few </w:t>
+      </w:r>
+      <w:r>
+        <w:t>sentences longer than this were truncated, and used only one epoch for not having too long training times. At the end of the training we saved each model using pickle for then being able to use it to generate corrections on the web app.</w:t>
       </w:r>
     </w:p>
     <w:p>
@@ -1170,16 +1116,7 @@
         <w:jc w:val="both"/>
       </w:pPr>
       <w:r>
-        <w:t>To</w:t>
-      </w:r>
-      <w:r>
-        <w:t xml:space="preserve"> showcase our grammar correction model, we created a web application with an interactive interface where users can select their native language, input text, receive the grammatical corrections for it, and see the analysis of their mistakes. The frontend was built with HTML, CSS, and Java</w:t>
-      </w:r>
-      <w:r>
-        <w:t>S</w:t>
-      </w:r>
-      <w:r>
-        <w:t>cript. For the backend, the model was connected with Flask to handle requests from the frontend, process them through the model (the model is selected based on the selected native language), and return the results. The input text was sent from the frontend to the backend using API calls. After the model processes the text, the corrected output is returned and displayed on the web page along with the mistake analysis.</w:t>
+        <w:t>To showcase our grammar correction model, we created a web application with an interactive interface where users can select their native language, input text, receive the grammatical corrections for it, and see the analysis of their mistakes. The frontend was built with HTML, CSS, and JavaScript. For the backend, the model was connected with Flask to handle requests from the frontend, process them through the model (the model is selected based on the selected native language), and return the results. The input text was sent from the frontend to the backend using API calls. After the model processes the text, the corrected output is returned and displayed on the web page along with the mistake analysis.</w:t>
       </w:r>
     </w:p>
     <w:p>
@@ -1237,7 +1174,6 @@
         <w:rPr>
           <w:noProof/>
         </w:rPr>
-        <w:lastRenderedPageBreak/>
         <mc:AlternateContent>
           <mc:Choice Requires="wps">
             <w:drawing>
@@ -1573,7 +1509,11 @@
         <w:jc w:val="both"/>
       </w:pPr>
       <w:r>
-        <w:t>While testing our models with some incorrect sentences we found a specific one, where depending on the chosen model, Spanish or Chinese (Mandarin), the output sentence differed. The inputted sentence is: “On hot day the ice cream makes us delightful very much!!”, which was corrected to “On hot days the ice cream makes us very happy!” for the Spanish native language-based model and “On hot days the ice cream makes us very delightful!” for Chinese (Mandarin). One potential reason for this type of behavior is that in the dataset, which we trained our Spanish model on had many usages of happy and it decided to use that instead of delightful. Another reasoning for this type of behavior is that the model can at times “hallucinate”, which refers to nonsensical or unfaithful content with regards to the provided source content [1</w:t>
+        <w:t xml:space="preserve">While testing our models with some incorrect sentences we found a specific one, where depending on the chosen </w:t>
+      </w:r>
+      <w:r>
+        <w:lastRenderedPageBreak/>
+        <w:t>model, Spanish or Chinese (Mandarin), the output sentence differed. The inputted sentence is: “On hot day the ice cream makes us delightful very much!!”, which was corrected to “On hot days the ice cream makes us very happy!” for the Spanish native language-based model and “On hot days the ice cream makes us very delightful!” for Chinese (Mandarin). One potential reason for this type of behavior is that in the dataset, which we trained our Spanish model on had many usages of happy and it decided to use that instead of delightful. Another reasoning for this type of behavior is that the model can at times “hallucinate”, which refers to nonsensical or unfaithful content with regards to the provided source content [1</w:t>
       </w:r>
       <w:r>
         <w:t>1</w:t>
@@ -1589,39 +1529,23 @@
         <w:jc w:val="both"/>
       </w:pPr>
       <w:r>
-        <w:t>We then tried to feed both models some longer sentences than we tested them with in our presentation. Each of these inputs contained multiple errors. The idea was to give the models entries, which contain a lot of mistakes, to determine if the models would get overwhelmed and struggle with fixing some easy mistakes, when in large quantities.</w:t>
-      </w:r>
-      <w:r>
-        <w:t xml:space="preserve"> Secondly, we wanted to determine, how often does it occur, that the corrections generated by our models differ, for the same input sentence. The sentences and their respectful corrections are displayed in Table 1 below.</w:t>
-      </w:r>
-    </w:p>
-    <w:p>
-      <w:pPr>
-        <w:spacing w:after="120"/>
-        <w:ind w:firstLine="215"/>
-        <w:jc w:val="both"/>
-      </w:pPr>
-    </w:p>
-    <w:p>
-      <w:pPr>
-        <w:spacing w:after="120"/>
-        <w:ind w:firstLine="215"/>
-        <w:jc w:val="both"/>
-      </w:pPr>
-    </w:p>
-    <w:p>
-      <w:pPr>
-        <w:spacing w:after="120"/>
-        <w:ind w:firstLine="215"/>
-        <w:jc w:val="both"/>
-      </w:pPr>
-    </w:p>
-    <w:p>
-      <w:pPr>
-        <w:spacing w:after="120"/>
-        <w:ind w:firstLine="215"/>
-        <w:jc w:val="both"/>
-      </w:pPr>
+        <w:t>We then tried to feed both models some longer sentences</w:t>
+      </w:r>
+      <w:r>
+        <w:t>, e</w:t>
+      </w:r>
+      <w:r>
+        <w:t xml:space="preserve">ach of </w:t>
+      </w:r>
+      <w:r>
+        <w:t>which contained</w:t>
+      </w:r>
+      <w:r>
+        <w:t xml:space="preserve"> multiple errors. The idea was to give the models entries, which contain a lot of mistakes, to determine if the models would get overwhelmed and struggle with fixing some easy mistakes, when in large quantities.</w:t>
+      </w:r>
+      <w:r>
+        <w:t xml:space="preserve"> </w:t>
+      </w:r>
     </w:p>
     <w:p>
       <w:pPr>
@@ -1736,7 +1660,6 @@
               </w:rPr>
               <w:t xml:space="preserve">The students </w:t>
             </w:r>
-            <w:proofErr w:type="gramStart"/>
             <w:r>
               <w:rPr>
                 <w:sz w:val="18"/>
@@ -1745,7 +1668,6 @@
               </w:rPr>
               <w:t>was</w:t>
             </w:r>
-            <w:proofErr w:type="gramEnd"/>
             <w:r>
               <w:rPr>
                 <w:sz w:val="18"/>
@@ -1896,7 +1818,6 @@
               </w:rPr>
               <w:t xml:space="preserve">She </w:t>
             </w:r>
-            <w:proofErr w:type="gramStart"/>
             <w:r>
               <w:rPr>
                 <w:sz w:val="18"/>
@@ -1905,7 +1826,6 @@
               </w:rPr>
               <w:t>don't</w:t>
             </w:r>
-            <w:proofErr w:type="gramEnd"/>
             <w:r>
               <w:rPr>
                 <w:sz w:val="18"/>
@@ -2042,8 +1962,6 @@
                 <w:szCs w:val="18"/>
               </w:rPr>
             </w:pPr>
-            <w:proofErr w:type="spellStart"/>
-            <w:proofErr w:type="gramStart"/>
             <w:r>
               <w:rPr>
                 <w:sz w:val="18"/>
@@ -2052,8 +1970,6 @@
               </w:rPr>
               <w:t>Their</w:t>
             </w:r>
-            <w:proofErr w:type="spellEnd"/>
-            <w:proofErr w:type="gramEnd"/>
             <w:r>
               <w:rPr>
                 <w:sz w:val="18"/>
@@ -2159,7 +2075,6 @@
               </w:rPr>
               <w:t xml:space="preserve">Each of the </w:t>
             </w:r>
-            <w:proofErr w:type="spellStart"/>
             <w:r>
               <w:rPr>
                 <w:sz w:val="18"/>
@@ -2168,7 +2083,6 @@
               </w:rPr>
               <w:t>childrens</w:t>
             </w:r>
-            <w:proofErr w:type="spellEnd"/>
             <w:r>
               <w:rPr>
                 <w:sz w:val="18"/>
@@ -2176,8 +2090,6 @@
               </w:rPr>
               <w:t xml:space="preserve"> in the class are bringing </w:t>
             </w:r>
-            <w:proofErr w:type="spellStart"/>
-            <w:proofErr w:type="gramStart"/>
             <w:r>
               <w:rPr>
                 <w:sz w:val="18"/>
@@ -2186,21 +2098,12 @@
               </w:rPr>
               <w:t>there</w:t>
             </w:r>
-            <w:proofErr w:type="gramEnd"/>
-            <w:r>
-              <w:rPr>
-                <w:sz w:val="18"/>
-                <w:szCs w:val="18"/>
-              </w:rPr>
-              <w:t xml:space="preserve"> own</w:t>
-            </w:r>
-            <w:proofErr w:type="spellEnd"/>
-            <w:r>
-              <w:rPr>
-                <w:sz w:val="18"/>
-                <w:szCs w:val="18"/>
-              </w:rPr>
-              <w:t xml:space="preserve"> </w:t>
+            <w:r>
+              <w:rPr>
+                <w:sz w:val="18"/>
+                <w:szCs w:val="18"/>
+              </w:rPr>
+              <w:t xml:space="preserve"> own </w:t>
             </w:r>
             <w:r>
               <w:rPr>
@@ -2267,23 +2170,7 @@
                 <w:sz w:val="18"/>
                 <w:szCs w:val="18"/>
               </w:rPr>
-              <w:t xml:space="preserve"> and they </w:t>
-            </w:r>
-            <w:proofErr w:type="gramStart"/>
-            <w:r>
-              <w:rPr>
-                <w:sz w:val="18"/>
-                <w:szCs w:val="18"/>
-              </w:rPr>
-              <w:t>have to</w:t>
-            </w:r>
-            <w:proofErr w:type="gramEnd"/>
-            <w:r>
-              <w:rPr>
-                <w:sz w:val="18"/>
-                <w:szCs w:val="18"/>
-              </w:rPr>
-              <w:t xml:space="preserve"> bring drinks too otherwise they get thirsty.</w:t>
+              <w:t xml:space="preserve"> and they have to bring drinks too otherwise they get thirsty.</w:t>
             </w:r>
           </w:p>
         </w:tc>
@@ -2320,23 +2207,7 @@
                 <w:sz w:val="18"/>
                 <w:szCs w:val="18"/>
               </w:rPr>
-              <w:t xml:space="preserve"> and they </w:t>
-            </w:r>
-            <w:proofErr w:type="gramStart"/>
-            <w:r>
-              <w:rPr>
-                <w:sz w:val="18"/>
-                <w:szCs w:val="18"/>
-              </w:rPr>
-              <w:t>have to</w:t>
-            </w:r>
-            <w:proofErr w:type="gramEnd"/>
-            <w:r>
-              <w:rPr>
-                <w:sz w:val="18"/>
-                <w:szCs w:val="18"/>
-              </w:rPr>
-              <w:t xml:space="preserve"> bring drinks too otherwise they get thirsty.</w:t>
+              <w:t xml:space="preserve"> and they have to bring drinks too otherwise they get thirsty.</w:t>
             </w:r>
           </w:p>
         </w:tc>
@@ -2379,11 +2250,7 @@
         <w:jc w:val="both"/>
       </w:pPr>
       <w:r>
-        <w:t xml:space="preserve">In conclusion, in this project we achieved our primary objective of developing a grammar correction model tailored for two specific groups of ESL learners, Spanish and Chinese. Through the adaptation of the T5 model we were able to provide specific corrections that follow the grammatical tendencies errors specific to Spanish and Chinese people. Training on different dataset built specially for this scope has revealed to be the key for our project. To gather the data </w:t>
-      </w:r>
-      <w:r>
-        <w:lastRenderedPageBreak/>
-        <w:t>necessary for each of these models, three data extraction methods were used: relative frequencies, error-prone POS-tag sequences and sentence error position tracking. Each of these metrics were calculated per language, from the smaller, language-specific dataset. When a similar metric was identified, at a specific confidence, from the bigger dataset, then the row was extracted to be later used for training a specific language model.</w:t>
+        <w:t>In conclusion, in this project we achieved our primary objective of developing a grammar correction model tailored for two specific groups of ESL learners, Spanish and Chinese. Through the adaptation of the T5 model we were able to provide specific corrections that follow the grammatical tendencies errors specific to Spanish and Chinese people. Training on different dataset built specially for this scope has revealed to be the key for our project. To gather the data necessary for each of these models, three data extraction methods were used: relative frequencies, error-prone POS-tag sequences and sentence error position tracking. Each of these metrics were calculated per language, from the smaller, language-specific dataset. When a similar metric was identified, at a specific confidence, from the bigger dataset, then the row was extracted to be later used for training a specific language model.</w:t>
       </w:r>
     </w:p>
     <w:p>
@@ -2403,14 +2270,13 @@
         <w:jc w:val="both"/>
       </w:pPr>
       <w:r>
-        <w:t xml:space="preserve">Looking forward, this project has a lot of potential for expansion. Adding more native languages would result in being more inclusive and usable to a wider range of people in the future. In addition, a more detailed explanation can be given for the mistakes made. That could help the user to better understand why specific rules apply and potentially see patterns in the mistakes they make. Furthermore, the possibility of implementing a translation tool, given that the T5 model </w:t>
-      </w:r>
-      <w:r>
-        <w:t>can</w:t>
-      </w:r>
-      <w:r>
-        <w:t xml:space="preserve"> face translation tasks, would be very interesting and useful for an ESL learner. </w:t>
-      </w:r>
+        <w:t xml:space="preserve">Looking forward, this project has a lot of potential for expansion. Adding more native languages would result in being more inclusive and usable to a wider range of people in the future. In addition, a more detailed explanation can be given for the mistakes made. That could help the user to better understand why specific rules apply and potentially see patterns in the mistakes they make. </w:t>
+      </w:r>
+      <w:bookmarkStart w:id="0" w:name="_GoBack"/>
+      <w:r>
+        <w:t xml:space="preserve">Furthermore, the possibility of implementing a translation tool, given that the T5 model can face translation tasks, would be very interesting and useful for an ESL learner. </w:t>
+      </w:r>
+      <w:bookmarkEnd w:id="0"/>
     </w:p>
     <w:p>
       <w:pPr>
@@ -2419,13 +2285,7 @@
         <w:jc w:val="both"/>
       </w:pPr>
       <w:r>
-        <w:t xml:space="preserve">Overall, this project can be the foundation of a versatile, useful and </w:t>
-      </w:r>
-      <w:r>
-        <w:t>user-friendly</w:t>
-      </w:r>
-      <w:r>
-        <w:t xml:space="preserve"> tool for ESL education.</w:t>
+        <w:t>Overall, this project can be the foundation of a versatile, useful and user-friendly tool for ESL education.</w:t>
       </w:r>
     </w:p>
     <w:p>
@@ -2458,12 +2318,11 @@
         <w:jc w:val="both"/>
       </w:pPr>
       <w:r>
-        <w:t>This project provided an opportunity to apply concepts learned both in class as well as in the labs to a real-world task. The ML4DT module played a crucial role as we learned the fundamental skills for working with a ML model. The specific knowledge, mostly natural language processing (NLP) related, taught in the ML lectures and practicals, used in our project is the following: text tokenization, text lemmatization, regular expressions, POS-tagging - for text preprocessing, data manipulation and extraction; neural networks and nets, logistic regression, loss function, backwards propagation, learning algorithm, model saving - for model building, deployment and evaluation. These are t</w:t>
-      </w:r>
-      <w:bookmarkStart w:id="0" w:name="_GoBack"/>
-      <w:bookmarkEnd w:id="0"/>
-      <w:r>
-        <w:t>he main taught elements of ML4DT subjects we used while working on our project.</w:t>
+        <w:t xml:space="preserve">This project provided an opportunity to apply concepts learned both in class as well as in the labs to a real-world task. The ML4DT module played a crucial role as we learned the fundamental skills for working with a ML model. The specific knowledge, mostly natural language processing </w:t>
+      </w:r>
+      <w:r>
+        <w:lastRenderedPageBreak/>
+        <w:t>(NLP) related, taught in the ML lectures and practicals, used in our project is the following: text tokenization, text lemmatization, regular expressions, POS-tagging - for text preprocessing, data manipulation and extraction; neural networks and nets, logistic regression, loss function, backwards propagation, learning algorithm, model saving - for model building, deployment and evaluation. These are the main taught elements of ML4DT subjects we used while working on our project.</w:t>
       </w:r>
     </w:p>
     <w:p>
@@ -2473,19 +2332,7 @@
         <w:jc w:val="both"/>
       </w:pPr>
       <w:r>
-        <w:t xml:space="preserve">For this project we tried to implement the XAI-Manifesto during all the stages of the project. Firstly, we tried to eliminate both positive and negative bias when creating the training datasets through cleaning processes. Secondly, in the web app the decisions made by the model are shown to attribute accountability and explainability of the outputted correct sentences from the model for both the user and us to understand and interpret the results. Finally, transparency on the internals by using a </w:t>
-      </w:r>
-      <w:r>
-        <w:t>well-known</w:t>
-      </w:r>
-      <w:r>
-        <w:t xml:space="preserve"> and documented pretrained model, like T5, and </w:t>
-      </w:r>
-      <w:r>
-        <w:t>explicating</w:t>
-      </w:r>
-      <w:r>
-        <w:t xml:space="preserve"> the training arguments beforehand in the code.</w:t>
+        <w:t>For this project we tried to implement the XAI-Manifesto during all the stages of the project. Firstly, we tried to eliminate both positive and negative bias when creating the training datasets through cleaning processes. Secondly, in the web app the decisions made by the model are shown to attribute accountability and explainability of the outputted correct sentences from the model for both the user and us to understand and interpret the results. Finally, transparency on the internals by using a well-known and documented pretrained model, like T5, and explicating the training arguments beforehand in the code.</w:t>
       </w:r>
     </w:p>
     <w:p>
@@ -2505,7 +2352,10 @@
         <w:jc w:val="both"/>
       </w:pPr>
       <w:r>
-        <w:t>Additionally, we followed the course’s focus on improving data quality by, for instance, choosing an effective model for correcting the text to guarantee high data quality as some didn't fully meet the needs of our data set. For example, the Hassaanik model couldn't handle longer sentences and would cut them off. This made us change to the T5 model, which could process complete sentences and give more accurate corrections. By selecting a model that was suitable for our data, we ensured that our corrections were both reliable and consistent for training.</w:t>
+        <w:t xml:space="preserve">Additionally, we followed the course’s focus on improving data quality by, for instance, choosing an effective model for correcting the text to guarantee high data quality as some </w:t>
+      </w:r>
+      <w:r>
+        <w:t>didn't fully meet the needs of our data set. For example, the Hassaanik model couldn't handle longer sentences and would cut them off. This made us change to the T5 model, which could process complete sentences and give more accurate corrections. By selecting a model that was suitable for our data, we ensured that our corrections were both reliable and consistent for training.</w:t>
       </w:r>
     </w:p>
     <w:p>
@@ -5259,6 +5109,23 @@
 </file>
 
 <file path=customXml/item1.xml><?xml version="1.0" encoding="utf-8"?>
+<p:properties xmlns:p="http://schemas.microsoft.com/office/2006/metadata/properties" xmlns:xsi="http://www.w3.org/2001/XMLSchema-instance" xmlns:pc="http://schemas.microsoft.com/office/infopath/2007/PartnerControls">
+  <documentManagement>
+    <_activity xmlns="e60fb978-a28f-4c68-8fa6-e1a50e92ad4d" xsi:nil="true"/>
+  </documentManagement>
+</p:properties>
+</file>
+
+<file path=customXml/item2.xml><?xml version="1.0" encoding="utf-8"?>
+<?mso-contentType ?>
+<FormTemplates xmlns="http://schemas.microsoft.com/sharepoint/v3/contenttype/forms">
+  <Display>DocumentLibraryForm</Display>
+  <Edit>DocumentLibraryForm</Edit>
+  <New>DocumentLibraryForm</New>
+</FormTemplates>
+</file>
+
+<file path=customXml/item3.xml><?xml version="1.0" encoding="utf-8"?>
 <ct:contentTypeSchema xmlns:ct="http://schemas.microsoft.com/office/2006/metadata/contentType" xmlns:ma="http://schemas.microsoft.com/office/2006/metadata/properties/metaAttributes" ct:_="" ma:_="" ma:contentTypeName="Document" ma:contentTypeID="0x010100ED56225BCCAE3C46894C4AAAB51BBBFF" ma:contentTypeVersion="5" ma:contentTypeDescription="Een nieuw document maken." ma:contentTypeScope="" ma:versionID="bdd011f47684bd6cb23aaa706c1e3e6a">
   <xsd:schema xmlns:xsd="http://www.w3.org/2001/XMLSchema" xmlns:xs="http://www.w3.org/2001/XMLSchema" xmlns:p="http://schemas.microsoft.com/office/2006/metadata/properties" xmlns:ns3="e60fb978-a28f-4c68-8fa6-e1a50e92ad4d" xmlns:ns4="ecd69fba-f01c-4be5-a13a-db8c875bf8c8" targetNamespace="http://schemas.microsoft.com/office/2006/metadata/properties" ma:root="true" ma:fieldsID="e2be0443fc7e948cb7ffe8a6b0042aa1" ns3:_="" ns4:_="">
     <xsd:import namespace="e60fb978-a28f-4c68-8fa6-e1a50e92ad4d"/>
@@ -5429,28 +5296,36 @@
 </ct:contentTypeSchema>
 </file>
 
-<file path=customXml/item2.xml><?xml version="1.0" encoding="utf-8"?>
-<?mso-contentType ?>
-<FormTemplates xmlns="http://schemas.microsoft.com/sharepoint/v3/contenttype/forms">
-  <Display>DocumentLibraryForm</Display>
-  <Edit>DocumentLibraryForm</Edit>
-  <New>DocumentLibraryForm</New>
-</FormTemplates>
-</file>
-
-<file path=customXml/item3.xml><?xml version="1.0" encoding="utf-8"?>
-<p:properties xmlns:p="http://schemas.microsoft.com/office/2006/metadata/properties" xmlns:xsi="http://www.w3.org/2001/XMLSchema-instance" xmlns:pc="http://schemas.microsoft.com/office/infopath/2007/PartnerControls">
-  <documentManagement>
-    <_activity xmlns="e60fb978-a28f-4c68-8fa6-e1a50e92ad4d" xsi:nil="true"/>
-  </documentManagement>
-</p:properties>
-</file>
-
 <file path=customXml/item4.xml><?xml version="1.0" encoding="utf-8"?>
 <b:Sources xmlns:b="http://schemas.openxmlformats.org/officeDocument/2006/bibliography" xmlns="http://schemas.openxmlformats.org/officeDocument/2006/bibliography" SelectedStyle="\APA.XSL" StyleName="APA"/>
 </file>
 
 <file path=customXml/itemProps1.xml><?xml version="1.0" encoding="utf-8"?>
+<ds:datastoreItem xmlns:ds="http://schemas.openxmlformats.org/officeDocument/2006/customXml" ds:itemID="{6C6086D3-3F01-45DE-A8C5-4081645FF023}">
+  <ds:schemaRefs>
+    <ds:schemaRef ds:uri="http://purl.org/dc/elements/1.1/"/>
+    <ds:schemaRef ds:uri="http://schemas.microsoft.com/office/2006/documentManagement/types"/>
+    <ds:schemaRef ds:uri="http://purl.org/dc/terms/"/>
+    <ds:schemaRef ds:uri="http://purl.org/dc/dcmitype/"/>
+    <ds:schemaRef ds:uri="http://www.w3.org/XML/1998/namespace"/>
+    <ds:schemaRef ds:uri="http://schemas.microsoft.com/office/2006/metadata/properties"/>
+    <ds:schemaRef ds:uri="e60fb978-a28f-4c68-8fa6-e1a50e92ad4d"/>
+    <ds:schemaRef ds:uri="http://schemas.microsoft.com/office/infopath/2007/PartnerControls"/>
+    <ds:schemaRef ds:uri="http://schemas.openxmlformats.org/package/2006/metadata/core-properties"/>
+    <ds:schemaRef ds:uri="ecd69fba-f01c-4be5-a13a-db8c875bf8c8"/>
+  </ds:schemaRefs>
+</ds:datastoreItem>
+</file>
+
+<file path=customXml/itemProps2.xml><?xml version="1.0" encoding="utf-8"?>
+<ds:datastoreItem xmlns:ds="http://schemas.openxmlformats.org/officeDocument/2006/customXml" ds:itemID="{680CC4D9-4925-453D-B9A9-2A7409100EB1}">
+  <ds:schemaRefs>
+    <ds:schemaRef ds:uri="http://schemas.microsoft.com/sharepoint/v3/contenttype/forms"/>
+  </ds:schemaRefs>
+</ds:datastoreItem>
+</file>
+
+<file path=customXml/itemProps3.xml><?xml version="1.0" encoding="utf-8"?>
 <ds:datastoreItem xmlns:ds="http://schemas.openxmlformats.org/officeDocument/2006/customXml" ds:itemID="{02EB6E75-5BC7-4580-B399-7A44711EDF7B}">
   <ds:schemaRefs>
     <ds:schemaRef ds:uri="http://schemas.microsoft.com/office/2006/metadata/contentType"/>
@@ -5469,33 +5344,8 @@
 </ds:datastoreItem>
 </file>
 
-<file path=customXml/itemProps2.xml><?xml version="1.0" encoding="utf-8"?>
-<ds:datastoreItem xmlns:ds="http://schemas.openxmlformats.org/officeDocument/2006/customXml" ds:itemID="{680CC4D9-4925-453D-B9A9-2A7409100EB1}">
-  <ds:schemaRefs>
-    <ds:schemaRef ds:uri="http://schemas.microsoft.com/sharepoint/v3/contenttype/forms"/>
-  </ds:schemaRefs>
-</ds:datastoreItem>
-</file>
-
-<file path=customXml/itemProps3.xml><?xml version="1.0" encoding="utf-8"?>
-<ds:datastoreItem xmlns:ds="http://schemas.openxmlformats.org/officeDocument/2006/customXml" ds:itemID="{6C6086D3-3F01-45DE-A8C5-4081645FF023}">
-  <ds:schemaRefs>
-    <ds:schemaRef ds:uri="http://purl.org/dc/elements/1.1/"/>
-    <ds:schemaRef ds:uri="http://schemas.microsoft.com/office/2006/documentManagement/types"/>
-    <ds:schemaRef ds:uri="http://purl.org/dc/terms/"/>
-    <ds:schemaRef ds:uri="http://purl.org/dc/dcmitype/"/>
-    <ds:schemaRef ds:uri="http://www.w3.org/XML/1998/namespace"/>
-    <ds:schemaRef ds:uri="http://schemas.microsoft.com/office/2006/metadata/properties"/>
-    <ds:schemaRef ds:uri="e60fb978-a28f-4c68-8fa6-e1a50e92ad4d"/>
-    <ds:schemaRef ds:uri="http://schemas.microsoft.com/office/infopath/2007/PartnerControls"/>
-    <ds:schemaRef ds:uri="http://schemas.openxmlformats.org/package/2006/metadata/core-properties"/>
-    <ds:schemaRef ds:uri="ecd69fba-f01c-4be5-a13a-db8c875bf8c8"/>
-  </ds:schemaRefs>
-</ds:datastoreItem>
-</file>
-
 <file path=customXml/itemProps4.xml><?xml version="1.0" encoding="utf-8"?>
-<ds:datastoreItem xmlns:ds="http://schemas.openxmlformats.org/officeDocument/2006/customXml" ds:itemID="{5736CED9-465D-4D7C-A710-831226D58D8E}">
+<ds:datastoreItem xmlns:ds="http://schemas.openxmlformats.org/officeDocument/2006/customXml" ds:itemID="{A8FB06CC-6BDD-4088-BB5E-647D684BE111}">
   <ds:schemaRefs>
     <ds:schemaRef ds:uri="http://schemas.openxmlformats.org/officeDocument/2006/bibliography"/>
   </ds:schemaRefs>
